--- a/ТВ-41_Процик_Веб_ПР-1.docx
+++ b/ТВ-41_Процик_Веб_ПР-1.docx
@@ -411,6 +411,7 @@
           <w:rFonts w:ascii="Times New Roman" w:hAnsi="Times New Roman" w:cs="Times New Roman"/>
           <w:sz w:val="28"/>
           <w:szCs w:val="28"/>
+          <w:lang w:val="en-US"/>
         </w:rPr>
       </w:pPr>
       <w:r>
@@ -456,7 +457,17 @@
             <w:szCs w:val="28"/>
             <w:lang w:val="en-US"/>
           </w:rPr>
-          <w:t>PW</w:t>
+          <w:t>P</w:t>
+        </w:r>
+        <w:r>
+          <w:rPr>
+            <w:rStyle w:val="a3"/>
+            <w:rFonts w:ascii="Times New Roman" w:hAnsi="Times New Roman" w:cs="Times New Roman"/>
+            <w:sz w:val="28"/>
+            <w:szCs w:val="28"/>
+            <w:lang w:val="en-US"/>
+          </w:rPr>
+          <w:t>R</w:t>
         </w:r>
         <w:r>
           <w:rPr>
